--- a/crates/maestro-app/tests/fixtures/docx/attachments/simple-field.docx
+++ b/crates/maestro-app/tests/fixtures/docx/attachments/simple-field.docx
@@ -8,7 +8,10 @@
       </w:r>
       <w:fldSimple w:instr=" DATE ">
         <w:r>
-          <w:t>2026-10-22</w:t>
+          <w:t>2026-10-</w:t>
+        </w:r>
+        <w:r>
+          <w:t>22</w:t>
         </w:r>
       </w:fldSimple>
     </w:p>
